--- a/res/synthetic_fascicoli/fascicoli/fascicolo_sintetico_041/sentenza.docx
+++ b/res/synthetic_fascicoli/fascicoli/fascicolo_sintetico_041/sentenza.docx
@@ -338,7 +338,7 @@
               <w:rStyle w:val="PlaceholderText"/>
               <w:lang w:val="en-US"/>
             </w:rPr>
-            <w:t>721/2024</w:t>
+            <w:t/>
           </w:r>
         </w:sdtContent>
       </w:sdt>
@@ -400,7 +400,7 @@
               <w:rStyle w:val="PlaceholderText"/>
               <w:lang w:val="en-US"/>
             </w:rPr>
-            <w:t>Francesca Leoni-Silva, Sara Ana Marini</w:t>
+            <w:t>Carolina Cardoso Nunes-Souza</w:t>
           </w:r>
         </w:sdtContent>
       </w:sdt>
@@ -444,7 +444,7 @@
               <w:rStyle w:val="PlaceholderText"/>
               <w:lang w:val="en-US"/>
             </w:rPr>
-            <w:t>Luca Bianchi</w:t>
+            <w:t>Fernanda Ribeiro, Diego Almeida</w:t>
           </w:r>
         </w:sdtContent>
       </w:sdt>
@@ -805,7 +805,7 @@
             <w:rPr>
               <w:rStyle w:val="PlaceholderText"/>
             </w:rPr>
-            <w:t>04-11-2024</w:t>
+            <w:t>08-03-2025</w:t>
           </w:r>
         </w:sdtContent>
       </w:sdt>
@@ -909,7 +909,7 @@
               <w:rStyle w:val="PlaceholderText"/>
               <w:lang w:val="en-US"/>
             </w:rPr>
-            <w:t>Il Ministero dell'Interno, tramite l'Avvocatura Distrettuale dello Stato di Brescia, si è costituito in giudizio il 24-03-2025.</w:t>
+            <w:t>Nonostante la regolare notificazione del ricorso, il Ministero dell'Interno non si è costituito.</w:t>
           </w:r>
         </w:sdtContent>
       </w:sdt>
@@ -950,7 +950,7 @@
             <w:rPr>
               <w:rStyle w:val="PlaceholderText"/>
             </w:rPr>
-            <w:t>SI</w:t>
+            <w:t/>
           </w:r>
         </w:sdtContent>
       </w:sdt>
@@ -1034,7 +1034,7 @@
             <w:rPr>
               <w:rStyle w:val="PlaceholderText"/>
             </w:rPr>
-            <w:t>Paolo Maria Neri</w:t>
+            <w:t>Beatriz Maria Mendes</w:t>
           </w:r>
         </w:sdtContent>
       </w:sdt>
@@ -1092,7 +1092,7 @@
               <w:rStyle w:val="PlaceholderText"/>
               <w:lang w:val="en-US"/>
             </w:rPr>
-            <w:t>Bergamo</w:t>
+            <w:t>Brescia</w:t>
           </w:r>
         </w:sdtContent>
       </w:sdt>
@@ -1149,7 +1149,7 @@
               <w:rStyle w:val="PlaceholderText"/>
               <w:lang w:val="en-US"/>
             </w:rPr>
-            <w:t>17-09-1940</w:t>
+            <w:t>12-04-1894</w:t>
           </w:r>
         </w:sdtContent>
       </w:sdt>
@@ -1368,7 +1368,7 @@
               <w:rStyle w:val="PlaceholderText"/>
               <w:lang w:val="en-US"/>
             </w:rPr>
-            <w:t>Linea di discendenza allegata: Paolo Maria Neri -&gt; Luca Bianchi -&gt; Elena Rossi -&gt; Sara Luz Marini -&gt; Sara Ana Marini -&gt; Francesca Leoni</w:t>
+            <w:t>Linea di discendenza allegata: Beatriz Maria Mendes -&gt; Rafael Nunes -&gt; Carolina Cardoso Nunes</w:t>
           </w:r>
         </w:sdtContent>
       </w:sdt>
@@ -2803,7 +2803,7 @@
               <w:rStyle w:val="PlaceholderText"/>
               <w:lang w:val="en-US"/>
             </w:rPr>
-            <w:t>Di contro, il Ministero dell'Interno si è limitato a evocare l'accertamento di eventuali fattispecie estintive del diritto, senza nemmeno allegarle (né aver provato una richiesta di informazioni all'Autorità Consolare).</w:t>
+            <w:t>Di contro, il Ministero dell'Interno non si è costituito.</w:t>
           </w:r>
         </w:p>
       </w:sdtContent>
@@ -3247,9 +3247,7 @@
               <w:rStyle w:val="PlaceholderText"/>
               <w:lang w:val="en-US"/>
             </w:rPr>
-            <w:t>Francesca Leoni-Silva, nata a Recife il 29-01-1956</w:t>
-            <w:br/>
-            <w:t>Sara Ana Marini, nata a Rio de Janeiro il 17-06-2006</w:t>
+            <w:t>Carolina Cardoso Nunes-Souza, nato/a a  il </w:t>
           </w:r>
         </w:p>
       </w:sdtContent>
@@ -3296,7 +3294,7 @@
             <w:rPr>
               <w:rStyle w:val="PlaceholderText"/>
             </w:rPr>
-            <w:t>sono cittadine italiane</w:t>
+            <w:t>è cittadina italiana</w:t>
           </w:r>
         </w:sdtContent>
       </w:sdt>
